--- a/resources/gcse-business-market-research-bubble-tea/GCSE-Business-Market-Research-Bubble-Tea-Teacher.docx
+++ b/resources/gcse-business-market-research-bubble-tea/GCSE-Business-Market-Research-Bubble-Tea-Teacher.docx
@@ -61,13 +61,13 @@
         <w:tc>
           <w:tcPr>
             <w:tcW w:type="dxa" w:w="3858"/>
-            <w:shd w:fill="142D40"/>
             <w:tcBorders>
               <w:top w:val="single" w:sz="4" w:color="D9D9D9"/>
               <w:bottom w:val="single" w:sz="4" w:color="D9D9D9"/>
               <w:left w:val="single" w:sz="4" w:color="D9D9D9"/>
               <w:right w:val="single" w:sz="4" w:color="D9D9D9"/>
             </w:tcBorders>
+            <w:shd w:fill="142D40"/>
             <w:tcMar>
               <w:top w:w="85" w:type="dxa"/>
               <w:bottom w:w="85" w:type="dxa"/>
@@ -92,13 +92,13 @@
         <w:tc>
           <w:tcPr>
             <w:tcW w:type="dxa" w:w="1218"/>
-            <w:shd w:fill="142D40"/>
             <w:tcBorders>
               <w:top w:val="single" w:sz="4" w:color="D9D9D9"/>
               <w:bottom w:val="single" w:sz="4" w:color="D9D9D9"/>
               <w:left w:val="single" w:sz="4" w:color="D9D9D9"/>
               <w:right w:val="single" w:sz="4" w:color="D9D9D9"/>
             </w:tcBorders>
+            <w:shd w:fill="142D40"/>
             <w:tcMar>
               <w:top w:w="85" w:type="dxa"/>
               <w:bottom w:w="85" w:type="dxa"/>
@@ -123,13 +123,13 @@
         <w:tc>
           <w:tcPr>
             <w:tcW w:type="dxa" w:w="5076"/>
-            <w:shd w:fill="142D40"/>
             <w:tcBorders>
               <w:top w:val="single" w:sz="4" w:color="D9D9D9"/>
               <w:bottom w:val="single" w:sz="4" w:color="D9D9D9"/>
               <w:left w:val="single" w:sz="4" w:color="D9D9D9"/>
               <w:right w:val="single" w:sz="4" w:color="D9D9D9"/>
             </w:tcBorders>
+            <w:shd w:fill="142D40"/>
             <w:tcMar>
               <w:top w:w="85" w:type="dxa"/>
               <w:bottom w:w="85" w:type="dxa"/>
@@ -156,13 +156,13 @@
         <w:tc>
           <w:tcPr>
             <w:tcW w:type="dxa" w:w="3858"/>
-            <w:shd w:fill="FFFFFF"/>
             <w:tcBorders>
               <w:top w:val="single" w:sz="4" w:color="D9D9D9"/>
               <w:bottom w:val="single" w:sz="4" w:color="D9D9D9"/>
               <w:left w:val="single" w:sz="4" w:color="D9D9D9"/>
               <w:right w:val="single" w:sz="4" w:color="D9D9D9"/>
             </w:tcBorders>
+            <w:shd w:fill="FFFFFF"/>
             <w:tcMar>
               <w:top w:w="85" w:type="dxa"/>
               <w:bottom w:w="85" w:type="dxa"/>
@@ -187,13 +187,13 @@
         <w:tc>
           <w:tcPr>
             <w:tcW w:type="dxa" w:w="1218"/>
-            <w:shd w:fill="FFFFFF"/>
             <w:tcBorders>
               <w:top w:val="single" w:sz="4" w:color="D9D9D9"/>
               <w:bottom w:val="single" w:sz="4" w:color="D9D9D9"/>
               <w:left w:val="single" w:sz="4" w:color="D9D9D9"/>
               <w:right w:val="single" w:sz="4" w:color="D9D9D9"/>
             </w:tcBorders>
+            <w:shd w:fill="FFFFFF"/>
             <w:tcMar>
               <w:top w:w="85" w:type="dxa"/>
               <w:bottom w:w="85" w:type="dxa"/>
@@ -218,13 +218,13 @@
         <w:tc>
           <w:tcPr>
             <w:tcW w:type="dxa" w:w="5076"/>
-            <w:shd w:fill="FFFFFF"/>
             <w:tcBorders>
               <w:top w:val="single" w:sz="4" w:color="D9D9D9"/>
               <w:bottom w:val="single" w:sz="4" w:color="D9D9D9"/>
               <w:left w:val="single" w:sz="4" w:color="D9D9D9"/>
               <w:right w:val="single" w:sz="4" w:color="D9D9D9"/>
             </w:tcBorders>
+            <w:shd w:fill="FFFFFF"/>
             <w:tcMar>
               <w:top w:w="85" w:type="dxa"/>
               <w:bottom w:w="85" w:type="dxa"/>
@@ -251,13 +251,13 @@
         <w:tc>
           <w:tcPr>
             <w:tcW w:type="dxa" w:w="3858"/>
-            <w:shd w:fill="F1F5F7"/>
             <w:tcBorders>
               <w:top w:val="single" w:sz="4" w:color="D9D9D9"/>
               <w:bottom w:val="single" w:sz="4" w:color="D9D9D9"/>
               <w:left w:val="single" w:sz="4" w:color="D9D9D9"/>
               <w:right w:val="single" w:sz="4" w:color="D9D9D9"/>
             </w:tcBorders>
+            <w:shd w:fill="F1F5F7"/>
             <w:tcMar>
               <w:top w:w="85" w:type="dxa"/>
               <w:bottom w:w="85" w:type="dxa"/>
@@ -282,13 +282,13 @@
         <w:tc>
           <w:tcPr>
             <w:tcW w:type="dxa" w:w="1218"/>
-            <w:shd w:fill="F1F5F7"/>
             <w:tcBorders>
               <w:top w:val="single" w:sz="4" w:color="D9D9D9"/>
               <w:bottom w:val="single" w:sz="4" w:color="D9D9D9"/>
               <w:left w:val="single" w:sz="4" w:color="D9D9D9"/>
               <w:right w:val="single" w:sz="4" w:color="D9D9D9"/>
             </w:tcBorders>
+            <w:shd w:fill="F1F5F7"/>
             <w:tcMar>
               <w:top w:w="85" w:type="dxa"/>
               <w:bottom w:w="85" w:type="dxa"/>
@@ -313,13 +313,13 @@
         <w:tc>
           <w:tcPr>
             <w:tcW w:type="dxa" w:w="5076"/>
-            <w:shd w:fill="F1F5F7"/>
             <w:tcBorders>
               <w:top w:val="single" w:sz="4" w:color="D9D9D9"/>
               <w:bottom w:val="single" w:sz="4" w:color="D9D9D9"/>
               <w:left w:val="single" w:sz="4" w:color="D9D9D9"/>
               <w:right w:val="single" w:sz="4" w:color="D9D9D9"/>
             </w:tcBorders>
+            <w:shd w:fill="F1F5F7"/>
             <w:tcMar>
               <w:top w:w="85" w:type="dxa"/>
               <w:bottom w:w="85" w:type="dxa"/>
@@ -346,13 +346,13 @@
         <w:tc>
           <w:tcPr>
             <w:tcW w:type="dxa" w:w="3858"/>
-            <w:shd w:fill="FFFFFF"/>
             <w:tcBorders>
               <w:top w:val="single" w:sz="4" w:color="D9D9D9"/>
               <w:bottom w:val="single" w:sz="4" w:color="D9D9D9"/>
               <w:left w:val="single" w:sz="4" w:color="D9D9D9"/>
               <w:right w:val="single" w:sz="4" w:color="D9D9D9"/>
             </w:tcBorders>
+            <w:shd w:fill="FFFFFF"/>
             <w:tcMar>
               <w:top w:w="85" w:type="dxa"/>
               <w:bottom w:w="85" w:type="dxa"/>
@@ -377,13 +377,13 @@
         <w:tc>
           <w:tcPr>
             <w:tcW w:type="dxa" w:w="1218"/>
-            <w:shd w:fill="FFFFFF"/>
             <w:tcBorders>
               <w:top w:val="single" w:sz="4" w:color="D9D9D9"/>
               <w:bottom w:val="single" w:sz="4" w:color="D9D9D9"/>
               <w:left w:val="single" w:sz="4" w:color="D9D9D9"/>
               <w:right w:val="single" w:sz="4" w:color="D9D9D9"/>
             </w:tcBorders>
+            <w:shd w:fill="FFFFFF"/>
             <w:tcMar>
               <w:top w:w="85" w:type="dxa"/>
               <w:bottom w:w="85" w:type="dxa"/>
@@ -408,13 +408,13 @@
         <w:tc>
           <w:tcPr>
             <w:tcW w:type="dxa" w:w="5076"/>
-            <w:shd w:fill="FFFFFF"/>
             <w:tcBorders>
               <w:top w:val="single" w:sz="4" w:color="D9D9D9"/>
               <w:bottom w:val="single" w:sz="4" w:color="D9D9D9"/>
               <w:left w:val="single" w:sz="4" w:color="D9D9D9"/>
               <w:right w:val="single" w:sz="4" w:color="D9D9D9"/>
             </w:tcBorders>
+            <w:shd w:fill="FFFFFF"/>
             <w:tcMar>
               <w:top w:w="85" w:type="dxa"/>
               <w:bottom w:w="85" w:type="dxa"/>
@@ -441,13 +441,13 @@
         <w:tc>
           <w:tcPr>
             <w:tcW w:type="dxa" w:w="3858"/>
-            <w:shd w:fill="F1F5F7"/>
             <w:tcBorders>
               <w:top w:val="single" w:sz="4" w:color="D9D9D9"/>
               <w:bottom w:val="single" w:sz="4" w:color="D9D9D9"/>
               <w:left w:val="single" w:sz="4" w:color="D9D9D9"/>
               <w:right w:val="single" w:sz="4" w:color="D9D9D9"/>
             </w:tcBorders>
+            <w:shd w:fill="F1F5F7"/>
             <w:tcMar>
               <w:top w:w="85" w:type="dxa"/>
               <w:bottom w:w="85" w:type="dxa"/>
@@ -472,13 +472,13 @@
         <w:tc>
           <w:tcPr>
             <w:tcW w:type="dxa" w:w="1218"/>
-            <w:shd w:fill="F1F5F7"/>
             <w:tcBorders>
               <w:top w:val="single" w:sz="4" w:color="D9D9D9"/>
               <w:bottom w:val="single" w:sz="4" w:color="D9D9D9"/>
               <w:left w:val="single" w:sz="4" w:color="D9D9D9"/>
               <w:right w:val="single" w:sz="4" w:color="D9D9D9"/>
             </w:tcBorders>
+            <w:shd w:fill="F1F5F7"/>
             <w:tcMar>
               <w:top w:w="85" w:type="dxa"/>
               <w:bottom w:w="85" w:type="dxa"/>
@@ -503,13 +503,13 @@
         <w:tc>
           <w:tcPr>
             <w:tcW w:type="dxa" w:w="5076"/>
-            <w:shd w:fill="F1F5F7"/>
             <w:tcBorders>
               <w:top w:val="single" w:sz="4" w:color="D9D9D9"/>
               <w:bottom w:val="single" w:sz="4" w:color="D9D9D9"/>
               <w:left w:val="single" w:sz="4" w:color="D9D9D9"/>
               <w:right w:val="single" w:sz="4" w:color="D9D9D9"/>
             </w:tcBorders>
+            <w:shd w:fill="F1F5F7"/>
             <w:tcMar>
               <w:top w:w="85" w:type="dxa"/>
               <w:bottom w:w="85" w:type="dxa"/>
@@ -536,13 +536,13 @@
         <w:tc>
           <w:tcPr>
             <w:tcW w:type="dxa" w:w="3858"/>
-            <w:shd w:fill="FFFFFF"/>
             <w:tcBorders>
               <w:top w:val="single" w:sz="4" w:color="D9D9D9"/>
               <w:bottom w:val="single" w:sz="4" w:color="D9D9D9"/>
               <w:left w:val="single" w:sz="4" w:color="D9D9D9"/>
               <w:right w:val="single" w:sz="4" w:color="D9D9D9"/>
             </w:tcBorders>
+            <w:shd w:fill="FFFFFF"/>
             <w:tcMar>
               <w:top w:w="85" w:type="dxa"/>
               <w:bottom w:w="85" w:type="dxa"/>
@@ -567,13 +567,13 @@
         <w:tc>
           <w:tcPr>
             <w:tcW w:type="dxa" w:w="1218"/>
-            <w:shd w:fill="FFFFFF"/>
             <w:tcBorders>
               <w:top w:val="single" w:sz="4" w:color="D9D9D9"/>
               <w:bottom w:val="single" w:sz="4" w:color="D9D9D9"/>
               <w:left w:val="single" w:sz="4" w:color="D9D9D9"/>
               <w:right w:val="single" w:sz="4" w:color="D9D9D9"/>
             </w:tcBorders>
+            <w:shd w:fill="FFFFFF"/>
             <w:tcMar>
               <w:top w:w="85" w:type="dxa"/>
               <w:bottom w:w="85" w:type="dxa"/>
@@ -598,13 +598,13 @@
         <w:tc>
           <w:tcPr>
             <w:tcW w:type="dxa" w:w="5076"/>
-            <w:shd w:fill="FFFFFF"/>
             <w:tcBorders>
               <w:top w:val="single" w:sz="4" w:color="D9D9D9"/>
               <w:bottom w:val="single" w:sz="4" w:color="D9D9D9"/>
               <w:left w:val="single" w:sz="4" w:color="D9D9D9"/>
               <w:right w:val="single" w:sz="4" w:color="D9D9D9"/>
             </w:tcBorders>
+            <w:shd w:fill="FFFFFF"/>
             <w:tcMar>
               <w:top w:w="85" w:type="dxa"/>
               <w:bottom w:w="85" w:type="dxa"/>
@@ -631,13 +631,13 @@
         <w:tc>
           <w:tcPr>
             <w:tcW w:type="dxa" w:w="3858"/>
-            <w:shd w:fill="F1F5F7"/>
             <w:tcBorders>
               <w:top w:val="single" w:sz="4" w:color="D9D9D9"/>
               <w:bottom w:val="single" w:sz="4" w:color="D9D9D9"/>
               <w:left w:val="single" w:sz="4" w:color="D9D9D9"/>
               <w:right w:val="single" w:sz="4" w:color="D9D9D9"/>
             </w:tcBorders>
+            <w:shd w:fill="F1F5F7"/>
             <w:tcMar>
               <w:top w:w="85" w:type="dxa"/>
               <w:bottom w:w="85" w:type="dxa"/>
@@ -662,13 +662,13 @@
         <w:tc>
           <w:tcPr>
             <w:tcW w:type="dxa" w:w="1218"/>
-            <w:shd w:fill="F1F5F7"/>
             <w:tcBorders>
               <w:top w:val="single" w:sz="4" w:color="D9D9D9"/>
               <w:bottom w:val="single" w:sz="4" w:color="D9D9D9"/>
               <w:left w:val="single" w:sz="4" w:color="D9D9D9"/>
               <w:right w:val="single" w:sz="4" w:color="D9D9D9"/>
             </w:tcBorders>
+            <w:shd w:fill="F1F5F7"/>
             <w:tcMar>
               <w:top w:w="85" w:type="dxa"/>
               <w:bottom w:w="85" w:type="dxa"/>
@@ -693,13 +693,13 @@
         <w:tc>
           <w:tcPr>
             <w:tcW w:type="dxa" w:w="5076"/>
-            <w:shd w:fill="F1F5F7"/>
             <w:tcBorders>
               <w:top w:val="single" w:sz="4" w:color="D9D9D9"/>
               <w:bottom w:val="single" w:sz="4" w:color="D9D9D9"/>
               <w:left w:val="single" w:sz="4" w:color="D9D9D9"/>
               <w:right w:val="single" w:sz="4" w:color="D9D9D9"/>
             </w:tcBorders>
+            <w:shd w:fill="F1F5F7"/>
             <w:tcMar>
               <w:top w:w="85" w:type="dxa"/>
               <w:bottom w:w="85" w:type="dxa"/>
@@ -726,13 +726,13 @@
         <w:tc>
           <w:tcPr>
             <w:tcW w:type="dxa" w:w="3858"/>
-            <w:shd w:fill="FFFFFF"/>
             <w:tcBorders>
               <w:top w:val="single" w:sz="4" w:color="D9D9D9"/>
               <w:bottom w:val="single" w:sz="4" w:color="D9D9D9"/>
               <w:left w:val="single" w:sz="4" w:color="D9D9D9"/>
               <w:right w:val="single" w:sz="4" w:color="D9D9D9"/>
             </w:tcBorders>
+            <w:shd w:fill="FFFFFF"/>
             <w:tcMar>
               <w:top w:w="85" w:type="dxa"/>
               <w:bottom w:w="85" w:type="dxa"/>
@@ -757,13 +757,13 @@
         <w:tc>
           <w:tcPr>
             <w:tcW w:type="dxa" w:w="1218"/>
-            <w:shd w:fill="FFFFFF"/>
             <w:tcBorders>
               <w:top w:val="single" w:sz="4" w:color="D9D9D9"/>
               <w:bottom w:val="single" w:sz="4" w:color="D9D9D9"/>
               <w:left w:val="single" w:sz="4" w:color="D9D9D9"/>
               <w:right w:val="single" w:sz="4" w:color="D9D9D9"/>
             </w:tcBorders>
+            <w:shd w:fill="FFFFFF"/>
             <w:tcMar>
               <w:top w:w="85" w:type="dxa"/>
               <w:bottom w:w="85" w:type="dxa"/>
@@ -788,13 +788,13 @@
         <w:tc>
           <w:tcPr>
             <w:tcW w:type="dxa" w:w="5076"/>
-            <w:shd w:fill="FFFFFF"/>
             <w:tcBorders>
               <w:top w:val="single" w:sz="4" w:color="D9D9D9"/>
               <w:bottom w:val="single" w:sz="4" w:color="D9D9D9"/>
               <w:left w:val="single" w:sz="4" w:color="D9D9D9"/>
               <w:right w:val="single" w:sz="4" w:color="D9D9D9"/>
             </w:tcBorders>
+            <w:shd w:fill="FFFFFF"/>
             <w:tcMar>
               <w:top w:w="85" w:type="dxa"/>
               <w:bottom w:w="85" w:type="dxa"/>
@@ -821,13 +821,13 @@
         <w:tc>
           <w:tcPr>
             <w:tcW w:type="dxa" w:w="3858"/>
-            <w:shd w:fill="F1F5F7"/>
             <w:tcBorders>
               <w:top w:val="single" w:sz="4" w:color="D9D9D9"/>
               <w:bottom w:val="single" w:sz="4" w:color="D9D9D9"/>
               <w:left w:val="single" w:sz="4" w:color="D9D9D9"/>
               <w:right w:val="single" w:sz="4" w:color="D9D9D9"/>
             </w:tcBorders>
+            <w:shd w:fill="F1F5F7"/>
             <w:tcMar>
               <w:top w:w="85" w:type="dxa"/>
               <w:bottom w:w="85" w:type="dxa"/>
@@ -852,13 +852,13 @@
         <w:tc>
           <w:tcPr>
             <w:tcW w:type="dxa" w:w="1218"/>
-            <w:shd w:fill="F1F5F7"/>
             <w:tcBorders>
               <w:top w:val="single" w:sz="4" w:color="D9D9D9"/>
               <w:bottom w:val="single" w:sz="4" w:color="D9D9D9"/>
               <w:left w:val="single" w:sz="4" w:color="D9D9D9"/>
               <w:right w:val="single" w:sz="4" w:color="D9D9D9"/>
             </w:tcBorders>
+            <w:shd w:fill="F1F5F7"/>
             <w:tcMar>
               <w:top w:w="85" w:type="dxa"/>
               <w:bottom w:w="85" w:type="dxa"/>
@@ -883,13 +883,13 @@
         <w:tc>
           <w:tcPr>
             <w:tcW w:type="dxa" w:w="5076"/>
-            <w:shd w:fill="F1F5F7"/>
             <w:tcBorders>
               <w:top w:val="single" w:sz="4" w:color="D9D9D9"/>
               <w:bottom w:val="single" w:sz="4" w:color="D9D9D9"/>
               <w:left w:val="single" w:sz="4" w:color="D9D9D9"/>
               <w:right w:val="single" w:sz="4" w:color="D9D9D9"/>
             </w:tcBorders>
+            <w:shd w:fill="F1F5F7"/>
             <w:tcMar>
               <w:top w:w="85" w:type="dxa"/>
               <w:bottom w:w="85" w:type="dxa"/>
@@ -916,13 +916,13 @@
         <w:tc>
           <w:tcPr>
             <w:tcW w:type="dxa" w:w="3858"/>
-            <w:shd w:fill="FFFFFF"/>
             <w:tcBorders>
               <w:top w:val="single" w:sz="4" w:color="D9D9D9"/>
               <w:bottom w:val="single" w:sz="4" w:color="D9D9D9"/>
               <w:left w:val="single" w:sz="4" w:color="D9D9D9"/>
               <w:right w:val="single" w:sz="4" w:color="D9D9D9"/>
             </w:tcBorders>
+            <w:shd w:fill="FFFFFF"/>
             <w:tcMar>
               <w:top w:w="85" w:type="dxa"/>
               <w:bottom w:w="85" w:type="dxa"/>
@@ -947,13 +947,13 @@
         <w:tc>
           <w:tcPr>
             <w:tcW w:type="dxa" w:w="1218"/>
-            <w:shd w:fill="FFFFFF"/>
             <w:tcBorders>
               <w:top w:val="single" w:sz="4" w:color="D9D9D9"/>
               <w:bottom w:val="single" w:sz="4" w:color="D9D9D9"/>
               <w:left w:val="single" w:sz="4" w:color="D9D9D9"/>
               <w:right w:val="single" w:sz="4" w:color="D9D9D9"/>
             </w:tcBorders>
+            <w:shd w:fill="FFFFFF"/>
             <w:tcMar>
               <w:top w:w="85" w:type="dxa"/>
               <w:bottom w:w="85" w:type="dxa"/>
@@ -978,13 +978,13 @@
         <w:tc>
           <w:tcPr>
             <w:tcW w:type="dxa" w:w="5076"/>
-            <w:shd w:fill="FFFFFF"/>
             <w:tcBorders>
               <w:top w:val="single" w:sz="4" w:color="D9D9D9"/>
               <w:bottom w:val="single" w:sz="4" w:color="D9D9D9"/>
               <w:left w:val="single" w:sz="4" w:color="D9D9D9"/>
               <w:right w:val="single" w:sz="4" w:color="D9D9D9"/>
             </w:tcBorders>
+            <w:shd w:fill="FFFFFF"/>
             <w:tcMar>
               <w:top w:w="85" w:type="dxa"/>
               <w:bottom w:w="85" w:type="dxa"/>
@@ -1060,13 +1060,13 @@
         <w:tc>
           <w:tcPr>
             <w:tcW w:type="dxa" w:w="3046"/>
-            <w:shd w:fill="142D40"/>
             <w:tcBorders>
               <w:top w:val="single" w:sz="4" w:color="D9D9D9"/>
               <w:bottom w:val="single" w:sz="4" w:color="D9D9D9"/>
               <w:left w:val="single" w:sz="4" w:color="D9D9D9"/>
               <w:right w:val="single" w:sz="4" w:color="D9D9D9"/>
             </w:tcBorders>
+            <w:shd w:fill="142D40"/>
             <w:tcMar>
               <w:top w:w="85" w:type="dxa"/>
               <w:bottom w:w="85" w:type="dxa"/>
@@ -1091,13 +1091,13 @@
         <w:tc>
           <w:tcPr>
             <w:tcW w:type="dxa" w:w="4061"/>
-            <w:shd w:fill="142D40"/>
             <w:tcBorders>
               <w:top w:val="single" w:sz="4" w:color="D9D9D9"/>
               <w:bottom w:val="single" w:sz="4" w:color="D9D9D9"/>
               <w:left w:val="single" w:sz="4" w:color="D9D9D9"/>
               <w:right w:val="single" w:sz="4" w:color="D9D9D9"/>
             </w:tcBorders>
+            <w:shd w:fill="142D40"/>
             <w:tcMar>
               <w:top w:w="85" w:type="dxa"/>
               <w:bottom w:w="85" w:type="dxa"/>
@@ -1122,13 +1122,13 @@
         <w:tc>
           <w:tcPr>
             <w:tcW w:type="dxa" w:w="3046"/>
-            <w:shd w:fill="142D40"/>
             <w:tcBorders>
               <w:top w:val="single" w:sz="4" w:color="D9D9D9"/>
               <w:bottom w:val="single" w:sz="4" w:color="D9D9D9"/>
               <w:left w:val="single" w:sz="4" w:color="D9D9D9"/>
               <w:right w:val="single" w:sz="4" w:color="D9D9D9"/>
             </w:tcBorders>
+            <w:shd w:fill="142D40"/>
             <w:tcMar>
               <w:top w:w="85" w:type="dxa"/>
               <w:bottom w:w="85" w:type="dxa"/>
@@ -1155,13 +1155,13 @@
         <w:tc>
           <w:tcPr>
             <w:tcW w:type="dxa" w:w="3046"/>
-            <w:shd w:fill="FFFFFF"/>
             <w:tcBorders>
               <w:top w:val="single" w:sz="4" w:color="D9D9D9"/>
               <w:bottom w:val="single" w:sz="4" w:color="D9D9D9"/>
               <w:left w:val="single" w:sz="4" w:color="D9D9D9"/>
               <w:right w:val="single" w:sz="4" w:color="D9D9D9"/>
             </w:tcBorders>
+            <w:shd w:fill="FFFFFF"/>
             <w:tcMar>
               <w:top w:w="85" w:type="dxa"/>
               <w:bottom w:w="85" w:type="dxa"/>
@@ -1186,13 +1186,13 @@
         <w:tc>
           <w:tcPr>
             <w:tcW w:type="dxa" w:w="4061"/>
-            <w:shd w:fill="FFFFFF"/>
             <w:tcBorders>
               <w:top w:val="single" w:sz="4" w:color="D9D9D9"/>
               <w:bottom w:val="single" w:sz="4" w:color="D9D9D9"/>
               <w:left w:val="single" w:sz="4" w:color="D9D9D9"/>
               <w:right w:val="single" w:sz="4" w:color="D9D9D9"/>
             </w:tcBorders>
+            <w:shd w:fill="FFFFFF"/>
             <w:tcMar>
               <w:top w:w="85" w:type="dxa"/>
               <w:bottom w:w="85" w:type="dxa"/>
@@ -1217,13 +1217,13 @@
         <w:tc>
           <w:tcPr>
             <w:tcW w:type="dxa" w:w="3046"/>
-            <w:shd w:fill="FFFFFF"/>
             <w:tcBorders>
               <w:top w:val="single" w:sz="4" w:color="D9D9D9"/>
               <w:bottom w:val="single" w:sz="4" w:color="D9D9D9"/>
               <w:left w:val="single" w:sz="4" w:color="D9D9D9"/>
               <w:right w:val="single" w:sz="4" w:color="D9D9D9"/>
             </w:tcBorders>
+            <w:shd w:fill="FFFFFF"/>
             <w:tcMar>
               <w:top w:w="85" w:type="dxa"/>
               <w:bottom w:w="85" w:type="dxa"/>
@@ -1250,13 +1250,13 @@
         <w:tc>
           <w:tcPr>
             <w:tcW w:type="dxa" w:w="3046"/>
-            <w:shd w:fill="F1F5F7"/>
             <w:tcBorders>
               <w:top w:val="single" w:sz="4" w:color="D9D9D9"/>
               <w:bottom w:val="single" w:sz="4" w:color="D9D9D9"/>
               <w:left w:val="single" w:sz="4" w:color="D9D9D9"/>
               <w:right w:val="single" w:sz="4" w:color="D9D9D9"/>
             </w:tcBorders>
+            <w:shd w:fill="F1F5F7"/>
             <w:tcMar>
               <w:top w:w="85" w:type="dxa"/>
               <w:bottom w:w="85" w:type="dxa"/>
@@ -1281,13 +1281,13 @@
         <w:tc>
           <w:tcPr>
             <w:tcW w:type="dxa" w:w="4061"/>
-            <w:shd w:fill="F1F5F7"/>
             <w:tcBorders>
               <w:top w:val="single" w:sz="4" w:color="D9D9D9"/>
               <w:bottom w:val="single" w:sz="4" w:color="D9D9D9"/>
               <w:left w:val="single" w:sz="4" w:color="D9D9D9"/>
               <w:right w:val="single" w:sz="4" w:color="D9D9D9"/>
             </w:tcBorders>
+            <w:shd w:fill="F1F5F7"/>
             <w:tcMar>
               <w:top w:w="85" w:type="dxa"/>
               <w:bottom w:w="85" w:type="dxa"/>
@@ -1312,13 +1312,13 @@
         <w:tc>
           <w:tcPr>
             <w:tcW w:type="dxa" w:w="3046"/>
-            <w:shd w:fill="F1F5F7"/>
             <w:tcBorders>
               <w:top w:val="single" w:sz="4" w:color="D9D9D9"/>
               <w:bottom w:val="single" w:sz="4" w:color="D9D9D9"/>
               <w:left w:val="single" w:sz="4" w:color="D9D9D9"/>
               <w:right w:val="single" w:sz="4" w:color="D9D9D9"/>
             </w:tcBorders>
+            <w:shd w:fill="F1F5F7"/>
             <w:tcMar>
               <w:top w:w="85" w:type="dxa"/>
               <w:bottom w:w="85" w:type="dxa"/>
@@ -1345,13 +1345,13 @@
         <w:tc>
           <w:tcPr>
             <w:tcW w:type="dxa" w:w="3046"/>
-            <w:shd w:fill="FFFFFF"/>
             <w:tcBorders>
               <w:top w:val="single" w:sz="4" w:color="D9D9D9"/>
               <w:bottom w:val="single" w:sz="4" w:color="D9D9D9"/>
               <w:left w:val="single" w:sz="4" w:color="D9D9D9"/>
               <w:right w:val="single" w:sz="4" w:color="D9D9D9"/>
             </w:tcBorders>
+            <w:shd w:fill="FFFFFF"/>
             <w:tcMar>
               <w:top w:w="85" w:type="dxa"/>
               <w:bottom w:w="85" w:type="dxa"/>
@@ -1376,13 +1376,13 @@
         <w:tc>
           <w:tcPr>
             <w:tcW w:type="dxa" w:w="4061"/>
-            <w:shd w:fill="FFFFFF"/>
             <w:tcBorders>
               <w:top w:val="single" w:sz="4" w:color="D9D9D9"/>
               <w:bottom w:val="single" w:sz="4" w:color="D9D9D9"/>
               <w:left w:val="single" w:sz="4" w:color="D9D9D9"/>
               <w:right w:val="single" w:sz="4" w:color="D9D9D9"/>
             </w:tcBorders>
+            <w:shd w:fill="FFFFFF"/>
             <w:tcMar>
               <w:top w:w="85" w:type="dxa"/>
               <w:bottom w:w="85" w:type="dxa"/>
@@ -1407,13 +1407,13 @@
         <w:tc>
           <w:tcPr>
             <w:tcW w:type="dxa" w:w="3046"/>
-            <w:shd w:fill="FFFFFF"/>
             <w:tcBorders>
               <w:top w:val="single" w:sz="4" w:color="D9D9D9"/>
               <w:bottom w:val="single" w:sz="4" w:color="D9D9D9"/>
               <w:left w:val="single" w:sz="4" w:color="D9D9D9"/>
               <w:right w:val="single" w:sz="4" w:color="D9D9D9"/>
             </w:tcBorders>
+            <w:shd w:fill="FFFFFF"/>
             <w:tcMar>
               <w:top w:w="85" w:type="dxa"/>
               <w:bottom w:w="85" w:type="dxa"/>
@@ -1440,13 +1440,13 @@
         <w:tc>
           <w:tcPr>
             <w:tcW w:type="dxa" w:w="3046"/>
-            <w:shd w:fill="F1F5F7"/>
             <w:tcBorders>
               <w:top w:val="single" w:sz="4" w:color="D9D9D9"/>
               <w:bottom w:val="single" w:sz="4" w:color="D9D9D9"/>
               <w:left w:val="single" w:sz="4" w:color="D9D9D9"/>
               <w:right w:val="single" w:sz="4" w:color="D9D9D9"/>
             </w:tcBorders>
+            <w:shd w:fill="F1F5F7"/>
             <w:tcMar>
               <w:top w:w="85" w:type="dxa"/>
               <w:bottom w:w="85" w:type="dxa"/>
@@ -1471,13 +1471,13 @@
         <w:tc>
           <w:tcPr>
             <w:tcW w:type="dxa" w:w="4061"/>
-            <w:shd w:fill="F1F5F7"/>
             <w:tcBorders>
               <w:top w:val="single" w:sz="4" w:color="D9D9D9"/>
               <w:bottom w:val="single" w:sz="4" w:color="D9D9D9"/>
               <w:left w:val="single" w:sz="4" w:color="D9D9D9"/>
               <w:right w:val="single" w:sz="4" w:color="D9D9D9"/>
             </w:tcBorders>
+            <w:shd w:fill="F1F5F7"/>
             <w:tcMar>
               <w:top w:w="85" w:type="dxa"/>
               <w:bottom w:w="85" w:type="dxa"/>
@@ -1502,13 +1502,13 @@
         <w:tc>
           <w:tcPr>
             <w:tcW w:type="dxa" w:w="3046"/>
-            <w:shd w:fill="F1F5F7"/>
             <w:tcBorders>
               <w:top w:val="single" w:sz="4" w:color="D9D9D9"/>
               <w:bottom w:val="single" w:sz="4" w:color="D9D9D9"/>
               <w:left w:val="single" w:sz="4" w:color="D9D9D9"/>
               <w:right w:val="single" w:sz="4" w:color="D9D9D9"/>
             </w:tcBorders>
+            <w:shd w:fill="F1F5F7"/>
             <w:tcMar>
               <w:top w:w="85" w:type="dxa"/>
               <w:bottom w:w="85" w:type="dxa"/>
@@ -1535,13 +1535,13 @@
         <w:tc>
           <w:tcPr>
             <w:tcW w:type="dxa" w:w="3046"/>
-            <w:shd w:fill="FFFFFF"/>
             <w:tcBorders>
               <w:top w:val="single" w:sz="4" w:color="D9D9D9"/>
               <w:bottom w:val="single" w:sz="4" w:color="D9D9D9"/>
               <w:left w:val="single" w:sz="4" w:color="D9D9D9"/>
               <w:right w:val="single" w:sz="4" w:color="D9D9D9"/>
             </w:tcBorders>
+            <w:shd w:fill="FFFFFF"/>
             <w:tcMar>
               <w:top w:w="85" w:type="dxa"/>
               <w:bottom w:w="85" w:type="dxa"/>
@@ -1566,13 +1566,13 @@
         <w:tc>
           <w:tcPr>
             <w:tcW w:type="dxa" w:w="4061"/>
-            <w:shd w:fill="FFFFFF"/>
             <w:tcBorders>
               <w:top w:val="single" w:sz="4" w:color="D9D9D9"/>
               <w:bottom w:val="single" w:sz="4" w:color="D9D9D9"/>
               <w:left w:val="single" w:sz="4" w:color="D9D9D9"/>
               <w:right w:val="single" w:sz="4" w:color="D9D9D9"/>
             </w:tcBorders>
+            <w:shd w:fill="FFFFFF"/>
             <w:tcMar>
               <w:top w:w="85" w:type="dxa"/>
               <w:bottom w:w="85" w:type="dxa"/>
@@ -1597,13 +1597,13 @@
         <w:tc>
           <w:tcPr>
             <w:tcW w:type="dxa" w:w="3046"/>
-            <w:shd w:fill="FFFFFF"/>
             <w:tcBorders>
               <w:top w:val="single" w:sz="4" w:color="D9D9D9"/>
               <w:bottom w:val="single" w:sz="4" w:color="D9D9D9"/>
               <w:left w:val="single" w:sz="4" w:color="D9D9D9"/>
               <w:right w:val="single" w:sz="4" w:color="D9D9D9"/>
             </w:tcBorders>
+            <w:shd w:fill="FFFFFF"/>
             <w:tcMar>
               <w:top w:w="85" w:type="dxa"/>
               <w:bottom w:w="85" w:type="dxa"/>

--- a/resources/gcse-business-market-research-bubble-tea/GCSE-Business-Market-Research-Bubble-Tea-Teacher.docx
+++ b/resources/gcse-business-market-research-bubble-tea/GCSE-Business-Market-Research-Bubble-Tea-Teacher.docx
@@ -63,15 +63,15 @@
             <w:tcW w:type="dxa" w:w="3858"/>
             <w:tcBorders>
               <w:top w:val="single" w:sz="4" w:color="D9D9D9"/>
+              <w:left w:val="single" w:sz="4" w:color="D9D9D9"/>
               <w:bottom w:val="single" w:sz="4" w:color="D9D9D9"/>
-              <w:left w:val="single" w:sz="4" w:color="D9D9D9"/>
               <w:right w:val="single" w:sz="4" w:color="D9D9D9"/>
             </w:tcBorders>
             <w:shd w:fill="142D40"/>
             <w:tcMar>
               <w:top w:w="85" w:type="dxa"/>
+              <w:left w:w="85" w:type="dxa"/>
               <w:bottom w:w="85" w:type="dxa"/>
-              <w:left w:w="85" w:type="dxa"/>
               <w:right w:w="85" w:type="dxa"/>
             </w:tcMar>
           </w:tcPr>
@@ -94,15 +94,15 @@
             <w:tcW w:type="dxa" w:w="1218"/>
             <w:tcBorders>
               <w:top w:val="single" w:sz="4" w:color="D9D9D9"/>
+              <w:left w:val="single" w:sz="4" w:color="D9D9D9"/>
               <w:bottom w:val="single" w:sz="4" w:color="D9D9D9"/>
-              <w:left w:val="single" w:sz="4" w:color="D9D9D9"/>
               <w:right w:val="single" w:sz="4" w:color="D9D9D9"/>
             </w:tcBorders>
             <w:shd w:fill="142D40"/>
             <w:tcMar>
               <w:top w:w="85" w:type="dxa"/>
+              <w:left w:w="85" w:type="dxa"/>
               <w:bottom w:w="85" w:type="dxa"/>
-              <w:left w:w="85" w:type="dxa"/>
               <w:right w:w="85" w:type="dxa"/>
             </w:tcMar>
           </w:tcPr>
@@ -125,15 +125,15 @@
             <w:tcW w:type="dxa" w:w="5076"/>
             <w:tcBorders>
               <w:top w:val="single" w:sz="4" w:color="D9D9D9"/>
+              <w:left w:val="single" w:sz="4" w:color="D9D9D9"/>
               <w:bottom w:val="single" w:sz="4" w:color="D9D9D9"/>
-              <w:left w:val="single" w:sz="4" w:color="D9D9D9"/>
               <w:right w:val="single" w:sz="4" w:color="D9D9D9"/>
             </w:tcBorders>
             <w:shd w:fill="142D40"/>
             <w:tcMar>
               <w:top w:w="85" w:type="dxa"/>
+              <w:left w:w="85" w:type="dxa"/>
               <w:bottom w:w="85" w:type="dxa"/>
-              <w:left w:w="85" w:type="dxa"/>
               <w:right w:w="85" w:type="dxa"/>
             </w:tcMar>
           </w:tcPr>
@@ -158,15 +158,15 @@
             <w:tcW w:type="dxa" w:w="3858"/>
             <w:tcBorders>
               <w:top w:val="single" w:sz="4" w:color="D9D9D9"/>
+              <w:left w:val="single" w:sz="4" w:color="D9D9D9"/>
               <w:bottom w:val="single" w:sz="4" w:color="D9D9D9"/>
-              <w:left w:val="single" w:sz="4" w:color="D9D9D9"/>
               <w:right w:val="single" w:sz="4" w:color="D9D9D9"/>
             </w:tcBorders>
             <w:shd w:fill="FFFFFF"/>
             <w:tcMar>
               <w:top w:w="85" w:type="dxa"/>
+              <w:left w:w="85" w:type="dxa"/>
               <w:bottom w:w="85" w:type="dxa"/>
-              <w:left w:w="85" w:type="dxa"/>
               <w:right w:w="85" w:type="dxa"/>
             </w:tcMar>
           </w:tcPr>
@@ -189,15 +189,15 @@
             <w:tcW w:type="dxa" w:w="1218"/>
             <w:tcBorders>
               <w:top w:val="single" w:sz="4" w:color="D9D9D9"/>
+              <w:left w:val="single" w:sz="4" w:color="D9D9D9"/>
               <w:bottom w:val="single" w:sz="4" w:color="D9D9D9"/>
-              <w:left w:val="single" w:sz="4" w:color="D9D9D9"/>
               <w:right w:val="single" w:sz="4" w:color="D9D9D9"/>
             </w:tcBorders>
             <w:shd w:fill="FFFFFF"/>
             <w:tcMar>
               <w:top w:w="85" w:type="dxa"/>
+              <w:left w:w="85" w:type="dxa"/>
               <w:bottom w:w="85" w:type="dxa"/>
-              <w:left w:w="85" w:type="dxa"/>
               <w:right w:w="85" w:type="dxa"/>
             </w:tcMar>
           </w:tcPr>
@@ -220,15 +220,15 @@
             <w:tcW w:type="dxa" w:w="5076"/>
             <w:tcBorders>
               <w:top w:val="single" w:sz="4" w:color="D9D9D9"/>
+              <w:left w:val="single" w:sz="4" w:color="D9D9D9"/>
               <w:bottom w:val="single" w:sz="4" w:color="D9D9D9"/>
-              <w:left w:val="single" w:sz="4" w:color="D9D9D9"/>
               <w:right w:val="single" w:sz="4" w:color="D9D9D9"/>
             </w:tcBorders>
             <w:shd w:fill="FFFFFF"/>
             <w:tcMar>
               <w:top w:w="85" w:type="dxa"/>
+              <w:left w:w="85" w:type="dxa"/>
               <w:bottom w:w="85" w:type="dxa"/>
-              <w:left w:w="85" w:type="dxa"/>
               <w:right w:w="85" w:type="dxa"/>
             </w:tcMar>
           </w:tcPr>
@@ -253,15 +253,15 @@
             <w:tcW w:type="dxa" w:w="3858"/>
             <w:tcBorders>
               <w:top w:val="single" w:sz="4" w:color="D9D9D9"/>
+              <w:left w:val="single" w:sz="4" w:color="D9D9D9"/>
               <w:bottom w:val="single" w:sz="4" w:color="D9D9D9"/>
-              <w:left w:val="single" w:sz="4" w:color="D9D9D9"/>
               <w:right w:val="single" w:sz="4" w:color="D9D9D9"/>
             </w:tcBorders>
             <w:shd w:fill="F1F5F7"/>
             <w:tcMar>
               <w:top w:w="85" w:type="dxa"/>
+              <w:left w:w="85" w:type="dxa"/>
               <w:bottom w:w="85" w:type="dxa"/>
-              <w:left w:w="85" w:type="dxa"/>
               <w:right w:w="85" w:type="dxa"/>
             </w:tcMar>
           </w:tcPr>
@@ -284,15 +284,15 @@
             <w:tcW w:type="dxa" w:w="1218"/>
             <w:tcBorders>
               <w:top w:val="single" w:sz="4" w:color="D9D9D9"/>
+              <w:left w:val="single" w:sz="4" w:color="D9D9D9"/>
               <w:bottom w:val="single" w:sz="4" w:color="D9D9D9"/>
-              <w:left w:val="single" w:sz="4" w:color="D9D9D9"/>
               <w:right w:val="single" w:sz="4" w:color="D9D9D9"/>
             </w:tcBorders>
             <w:shd w:fill="F1F5F7"/>
             <w:tcMar>
               <w:top w:w="85" w:type="dxa"/>
+              <w:left w:w="85" w:type="dxa"/>
               <w:bottom w:w="85" w:type="dxa"/>
-              <w:left w:w="85" w:type="dxa"/>
               <w:right w:w="85" w:type="dxa"/>
             </w:tcMar>
           </w:tcPr>
@@ -315,15 +315,15 @@
             <w:tcW w:type="dxa" w:w="5076"/>
             <w:tcBorders>
               <w:top w:val="single" w:sz="4" w:color="D9D9D9"/>
+              <w:left w:val="single" w:sz="4" w:color="D9D9D9"/>
               <w:bottom w:val="single" w:sz="4" w:color="D9D9D9"/>
-              <w:left w:val="single" w:sz="4" w:color="D9D9D9"/>
               <w:right w:val="single" w:sz="4" w:color="D9D9D9"/>
             </w:tcBorders>
             <w:shd w:fill="F1F5F7"/>
             <w:tcMar>
               <w:top w:w="85" w:type="dxa"/>
+              <w:left w:w="85" w:type="dxa"/>
               <w:bottom w:w="85" w:type="dxa"/>
-              <w:left w:w="85" w:type="dxa"/>
               <w:right w:w="85" w:type="dxa"/>
             </w:tcMar>
           </w:tcPr>
@@ -348,15 +348,15 @@
             <w:tcW w:type="dxa" w:w="3858"/>
             <w:tcBorders>
               <w:top w:val="single" w:sz="4" w:color="D9D9D9"/>
+              <w:left w:val="single" w:sz="4" w:color="D9D9D9"/>
               <w:bottom w:val="single" w:sz="4" w:color="D9D9D9"/>
-              <w:left w:val="single" w:sz="4" w:color="D9D9D9"/>
               <w:right w:val="single" w:sz="4" w:color="D9D9D9"/>
             </w:tcBorders>
             <w:shd w:fill="FFFFFF"/>
             <w:tcMar>
               <w:top w:w="85" w:type="dxa"/>
+              <w:left w:w="85" w:type="dxa"/>
               <w:bottom w:w="85" w:type="dxa"/>
-              <w:left w:w="85" w:type="dxa"/>
               <w:right w:w="85" w:type="dxa"/>
             </w:tcMar>
           </w:tcPr>
@@ -379,15 +379,15 @@
             <w:tcW w:type="dxa" w:w="1218"/>
             <w:tcBorders>
               <w:top w:val="single" w:sz="4" w:color="D9D9D9"/>
+              <w:left w:val="single" w:sz="4" w:color="D9D9D9"/>
               <w:bottom w:val="single" w:sz="4" w:color="D9D9D9"/>
-              <w:left w:val="single" w:sz="4" w:color="D9D9D9"/>
               <w:right w:val="single" w:sz="4" w:color="D9D9D9"/>
             </w:tcBorders>
             <w:shd w:fill="FFFFFF"/>
             <w:tcMar>
               <w:top w:w="85" w:type="dxa"/>
+              <w:left w:w="85" w:type="dxa"/>
               <w:bottom w:w="85" w:type="dxa"/>
-              <w:left w:w="85" w:type="dxa"/>
               <w:right w:w="85" w:type="dxa"/>
             </w:tcMar>
           </w:tcPr>
@@ -410,15 +410,15 @@
             <w:tcW w:type="dxa" w:w="5076"/>
             <w:tcBorders>
               <w:top w:val="single" w:sz="4" w:color="D9D9D9"/>
+              <w:left w:val="single" w:sz="4" w:color="D9D9D9"/>
               <w:bottom w:val="single" w:sz="4" w:color="D9D9D9"/>
-              <w:left w:val="single" w:sz="4" w:color="D9D9D9"/>
               <w:right w:val="single" w:sz="4" w:color="D9D9D9"/>
             </w:tcBorders>
             <w:shd w:fill="FFFFFF"/>
             <w:tcMar>
               <w:top w:w="85" w:type="dxa"/>
+              <w:left w:w="85" w:type="dxa"/>
               <w:bottom w:w="85" w:type="dxa"/>
-              <w:left w:w="85" w:type="dxa"/>
               <w:right w:w="85" w:type="dxa"/>
             </w:tcMar>
           </w:tcPr>
@@ -443,15 +443,15 @@
             <w:tcW w:type="dxa" w:w="3858"/>
             <w:tcBorders>
               <w:top w:val="single" w:sz="4" w:color="D9D9D9"/>
+              <w:left w:val="single" w:sz="4" w:color="D9D9D9"/>
               <w:bottom w:val="single" w:sz="4" w:color="D9D9D9"/>
-              <w:left w:val="single" w:sz="4" w:color="D9D9D9"/>
               <w:right w:val="single" w:sz="4" w:color="D9D9D9"/>
             </w:tcBorders>
             <w:shd w:fill="F1F5F7"/>
             <w:tcMar>
               <w:top w:w="85" w:type="dxa"/>
+              <w:left w:w="85" w:type="dxa"/>
               <w:bottom w:w="85" w:type="dxa"/>
-              <w:left w:w="85" w:type="dxa"/>
               <w:right w:w="85" w:type="dxa"/>
             </w:tcMar>
           </w:tcPr>
@@ -474,15 +474,15 @@
             <w:tcW w:type="dxa" w:w="1218"/>
             <w:tcBorders>
               <w:top w:val="single" w:sz="4" w:color="D9D9D9"/>
+              <w:left w:val="single" w:sz="4" w:color="D9D9D9"/>
               <w:bottom w:val="single" w:sz="4" w:color="D9D9D9"/>
-              <w:left w:val="single" w:sz="4" w:color="D9D9D9"/>
               <w:right w:val="single" w:sz="4" w:color="D9D9D9"/>
             </w:tcBorders>
             <w:shd w:fill="F1F5F7"/>
             <w:tcMar>
               <w:top w:w="85" w:type="dxa"/>
+              <w:left w:w="85" w:type="dxa"/>
               <w:bottom w:w="85" w:type="dxa"/>
-              <w:left w:w="85" w:type="dxa"/>
               <w:right w:w="85" w:type="dxa"/>
             </w:tcMar>
           </w:tcPr>
@@ -505,15 +505,15 @@
             <w:tcW w:type="dxa" w:w="5076"/>
             <w:tcBorders>
               <w:top w:val="single" w:sz="4" w:color="D9D9D9"/>
+              <w:left w:val="single" w:sz="4" w:color="D9D9D9"/>
               <w:bottom w:val="single" w:sz="4" w:color="D9D9D9"/>
-              <w:left w:val="single" w:sz="4" w:color="D9D9D9"/>
               <w:right w:val="single" w:sz="4" w:color="D9D9D9"/>
             </w:tcBorders>
             <w:shd w:fill="F1F5F7"/>
             <w:tcMar>
               <w:top w:w="85" w:type="dxa"/>
+              <w:left w:w="85" w:type="dxa"/>
               <w:bottom w:w="85" w:type="dxa"/>
-              <w:left w:w="85" w:type="dxa"/>
               <w:right w:w="85" w:type="dxa"/>
             </w:tcMar>
           </w:tcPr>
@@ -538,15 +538,15 @@
             <w:tcW w:type="dxa" w:w="3858"/>
             <w:tcBorders>
               <w:top w:val="single" w:sz="4" w:color="D9D9D9"/>
+              <w:left w:val="single" w:sz="4" w:color="D9D9D9"/>
               <w:bottom w:val="single" w:sz="4" w:color="D9D9D9"/>
-              <w:left w:val="single" w:sz="4" w:color="D9D9D9"/>
               <w:right w:val="single" w:sz="4" w:color="D9D9D9"/>
             </w:tcBorders>
             <w:shd w:fill="FFFFFF"/>
             <w:tcMar>
               <w:top w:w="85" w:type="dxa"/>
+              <w:left w:w="85" w:type="dxa"/>
               <w:bottom w:w="85" w:type="dxa"/>
-              <w:left w:w="85" w:type="dxa"/>
               <w:right w:w="85" w:type="dxa"/>
             </w:tcMar>
           </w:tcPr>
@@ -569,15 +569,15 @@
             <w:tcW w:type="dxa" w:w="1218"/>
             <w:tcBorders>
               <w:top w:val="single" w:sz="4" w:color="D9D9D9"/>
+              <w:left w:val="single" w:sz="4" w:color="D9D9D9"/>
               <w:bottom w:val="single" w:sz="4" w:color="D9D9D9"/>
-              <w:left w:val="single" w:sz="4" w:color="D9D9D9"/>
               <w:right w:val="single" w:sz="4" w:color="D9D9D9"/>
             </w:tcBorders>
             <w:shd w:fill="FFFFFF"/>
             <w:tcMar>
               <w:top w:w="85" w:type="dxa"/>
+              <w:left w:w="85" w:type="dxa"/>
               <w:bottom w:w="85" w:type="dxa"/>
-              <w:left w:w="85" w:type="dxa"/>
               <w:right w:w="85" w:type="dxa"/>
             </w:tcMar>
           </w:tcPr>
@@ -600,15 +600,15 @@
             <w:tcW w:type="dxa" w:w="5076"/>
             <w:tcBorders>
               <w:top w:val="single" w:sz="4" w:color="D9D9D9"/>
+              <w:left w:val="single" w:sz="4" w:color="D9D9D9"/>
               <w:bottom w:val="single" w:sz="4" w:color="D9D9D9"/>
-              <w:left w:val="single" w:sz="4" w:color="D9D9D9"/>
               <w:right w:val="single" w:sz="4" w:color="D9D9D9"/>
             </w:tcBorders>
             <w:shd w:fill="FFFFFF"/>
             <w:tcMar>
               <w:top w:w="85" w:type="dxa"/>
+              <w:left w:w="85" w:type="dxa"/>
               <w:bottom w:w="85" w:type="dxa"/>
-              <w:left w:w="85" w:type="dxa"/>
               <w:right w:w="85" w:type="dxa"/>
             </w:tcMar>
           </w:tcPr>
@@ -633,15 +633,15 @@
             <w:tcW w:type="dxa" w:w="3858"/>
             <w:tcBorders>
               <w:top w:val="single" w:sz="4" w:color="D9D9D9"/>
+              <w:left w:val="single" w:sz="4" w:color="D9D9D9"/>
               <w:bottom w:val="single" w:sz="4" w:color="D9D9D9"/>
-              <w:left w:val="single" w:sz="4" w:color="D9D9D9"/>
               <w:right w:val="single" w:sz="4" w:color="D9D9D9"/>
             </w:tcBorders>
             <w:shd w:fill="F1F5F7"/>
             <w:tcMar>
               <w:top w:w="85" w:type="dxa"/>
+              <w:left w:w="85" w:type="dxa"/>
               <w:bottom w:w="85" w:type="dxa"/>
-              <w:left w:w="85" w:type="dxa"/>
               <w:right w:w="85" w:type="dxa"/>
             </w:tcMar>
           </w:tcPr>
@@ -664,15 +664,15 @@
             <w:tcW w:type="dxa" w:w="1218"/>
             <w:tcBorders>
               <w:top w:val="single" w:sz="4" w:color="D9D9D9"/>
+              <w:left w:val="single" w:sz="4" w:color="D9D9D9"/>
               <w:bottom w:val="single" w:sz="4" w:color="D9D9D9"/>
-              <w:left w:val="single" w:sz="4" w:color="D9D9D9"/>
               <w:right w:val="single" w:sz="4" w:color="D9D9D9"/>
             </w:tcBorders>
             <w:shd w:fill="F1F5F7"/>
             <w:tcMar>
               <w:top w:w="85" w:type="dxa"/>
+              <w:left w:w="85" w:type="dxa"/>
               <w:bottom w:w="85" w:type="dxa"/>
-              <w:left w:w="85" w:type="dxa"/>
               <w:right w:w="85" w:type="dxa"/>
             </w:tcMar>
           </w:tcPr>
@@ -695,15 +695,15 @@
             <w:tcW w:type="dxa" w:w="5076"/>
             <w:tcBorders>
               <w:top w:val="single" w:sz="4" w:color="D9D9D9"/>
+              <w:left w:val="single" w:sz="4" w:color="D9D9D9"/>
               <w:bottom w:val="single" w:sz="4" w:color="D9D9D9"/>
-              <w:left w:val="single" w:sz="4" w:color="D9D9D9"/>
               <w:right w:val="single" w:sz="4" w:color="D9D9D9"/>
             </w:tcBorders>
             <w:shd w:fill="F1F5F7"/>
             <w:tcMar>
               <w:top w:w="85" w:type="dxa"/>
+              <w:left w:w="85" w:type="dxa"/>
               <w:bottom w:w="85" w:type="dxa"/>
-              <w:left w:w="85" w:type="dxa"/>
               <w:right w:w="85" w:type="dxa"/>
             </w:tcMar>
           </w:tcPr>
@@ -728,15 +728,15 @@
             <w:tcW w:type="dxa" w:w="3858"/>
             <w:tcBorders>
               <w:top w:val="single" w:sz="4" w:color="D9D9D9"/>
+              <w:left w:val="single" w:sz="4" w:color="D9D9D9"/>
               <w:bottom w:val="single" w:sz="4" w:color="D9D9D9"/>
-              <w:left w:val="single" w:sz="4" w:color="D9D9D9"/>
               <w:right w:val="single" w:sz="4" w:color="D9D9D9"/>
             </w:tcBorders>
             <w:shd w:fill="FFFFFF"/>
             <w:tcMar>
               <w:top w:w="85" w:type="dxa"/>
+              <w:left w:w="85" w:type="dxa"/>
               <w:bottom w:w="85" w:type="dxa"/>
-              <w:left w:w="85" w:type="dxa"/>
               <w:right w:w="85" w:type="dxa"/>
             </w:tcMar>
           </w:tcPr>
@@ -759,15 +759,15 @@
             <w:tcW w:type="dxa" w:w="1218"/>
             <w:tcBorders>
               <w:top w:val="single" w:sz="4" w:color="D9D9D9"/>
+              <w:left w:val="single" w:sz="4" w:color="D9D9D9"/>
               <w:bottom w:val="single" w:sz="4" w:color="D9D9D9"/>
-              <w:left w:val="single" w:sz="4" w:color="D9D9D9"/>
               <w:right w:val="single" w:sz="4" w:color="D9D9D9"/>
             </w:tcBorders>
             <w:shd w:fill="FFFFFF"/>
             <w:tcMar>
               <w:top w:w="85" w:type="dxa"/>
+              <w:left w:w="85" w:type="dxa"/>
               <w:bottom w:w="85" w:type="dxa"/>
-              <w:left w:w="85" w:type="dxa"/>
               <w:right w:w="85" w:type="dxa"/>
             </w:tcMar>
           </w:tcPr>
@@ -790,15 +790,15 @@
             <w:tcW w:type="dxa" w:w="5076"/>
             <w:tcBorders>
               <w:top w:val="single" w:sz="4" w:color="D9D9D9"/>
+              <w:left w:val="single" w:sz="4" w:color="D9D9D9"/>
               <w:bottom w:val="single" w:sz="4" w:color="D9D9D9"/>
-              <w:left w:val="single" w:sz="4" w:color="D9D9D9"/>
               <w:right w:val="single" w:sz="4" w:color="D9D9D9"/>
             </w:tcBorders>
             <w:shd w:fill="FFFFFF"/>
             <w:tcMar>
               <w:top w:w="85" w:type="dxa"/>
+              <w:left w:w="85" w:type="dxa"/>
               <w:bottom w:w="85" w:type="dxa"/>
-              <w:left w:w="85" w:type="dxa"/>
               <w:right w:w="85" w:type="dxa"/>
             </w:tcMar>
           </w:tcPr>
@@ -823,15 +823,15 @@
             <w:tcW w:type="dxa" w:w="3858"/>
             <w:tcBorders>
               <w:top w:val="single" w:sz="4" w:color="D9D9D9"/>
+              <w:left w:val="single" w:sz="4" w:color="D9D9D9"/>
               <w:bottom w:val="single" w:sz="4" w:color="D9D9D9"/>
-              <w:left w:val="single" w:sz="4" w:color="D9D9D9"/>
               <w:right w:val="single" w:sz="4" w:color="D9D9D9"/>
             </w:tcBorders>
             <w:shd w:fill="F1F5F7"/>
             <w:tcMar>
               <w:top w:w="85" w:type="dxa"/>
+              <w:left w:w="85" w:type="dxa"/>
               <w:bottom w:w="85" w:type="dxa"/>
-              <w:left w:w="85" w:type="dxa"/>
               <w:right w:w="85" w:type="dxa"/>
             </w:tcMar>
           </w:tcPr>
@@ -854,15 +854,15 @@
             <w:tcW w:type="dxa" w:w="1218"/>
             <w:tcBorders>
               <w:top w:val="single" w:sz="4" w:color="D9D9D9"/>
+              <w:left w:val="single" w:sz="4" w:color="D9D9D9"/>
               <w:bottom w:val="single" w:sz="4" w:color="D9D9D9"/>
-              <w:left w:val="single" w:sz="4" w:color="D9D9D9"/>
               <w:right w:val="single" w:sz="4" w:color="D9D9D9"/>
             </w:tcBorders>
             <w:shd w:fill="F1F5F7"/>
             <w:tcMar>
               <w:top w:w="85" w:type="dxa"/>
+              <w:left w:w="85" w:type="dxa"/>
               <w:bottom w:w="85" w:type="dxa"/>
-              <w:left w:w="85" w:type="dxa"/>
               <w:right w:w="85" w:type="dxa"/>
             </w:tcMar>
           </w:tcPr>
@@ -885,15 +885,15 @@
             <w:tcW w:type="dxa" w:w="5076"/>
             <w:tcBorders>
               <w:top w:val="single" w:sz="4" w:color="D9D9D9"/>
+              <w:left w:val="single" w:sz="4" w:color="D9D9D9"/>
               <w:bottom w:val="single" w:sz="4" w:color="D9D9D9"/>
-              <w:left w:val="single" w:sz="4" w:color="D9D9D9"/>
               <w:right w:val="single" w:sz="4" w:color="D9D9D9"/>
             </w:tcBorders>
             <w:shd w:fill="F1F5F7"/>
             <w:tcMar>
               <w:top w:w="85" w:type="dxa"/>
+              <w:left w:w="85" w:type="dxa"/>
               <w:bottom w:w="85" w:type="dxa"/>
-              <w:left w:w="85" w:type="dxa"/>
               <w:right w:w="85" w:type="dxa"/>
             </w:tcMar>
           </w:tcPr>
@@ -918,15 +918,15 @@
             <w:tcW w:type="dxa" w:w="3858"/>
             <w:tcBorders>
               <w:top w:val="single" w:sz="4" w:color="D9D9D9"/>
+              <w:left w:val="single" w:sz="4" w:color="D9D9D9"/>
               <w:bottom w:val="single" w:sz="4" w:color="D9D9D9"/>
-              <w:left w:val="single" w:sz="4" w:color="D9D9D9"/>
               <w:right w:val="single" w:sz="4" w:color="D9D9D9"/>
             </w:tcBorders>
             <w:shd w:fill="FFFFFF"/>
             <w:tcMar>
               <w:top w:w="85" w:type="dxa"/>
+              <w:left w:w="85" w:type="dxa"/>
               <w:bottom w:w="85" w:type="dxa"/>
-              <w:left w:w="85" w:type="dxa"/>
               <w:right w:w="85" w:type="dxa"/>
             </w:tcMar>
           </w:tcPr>
@@ -949,15 +949,15 @@
             <w:tcW w:type="dxa" w:w="1218"/>
             <w:tcBorders>
               <w:top w:val="single" w:sz="4" w:color="D9D9D9"/>
+              <w:left w:val="single" w:sz="4" w:color="D9D9D9"/>
               <w:bottom w:val="single" w:sz="4" w:color="D9D9D9"/>
-              <w:left w:val="single" w:sz="4" w:color="D9D9D9"/>
               <w:right w:val="single" w:sz="4" w:color="D9D9D9"/>
             </w:tcBorders>
             <w:shd w:fill="FFFFFF"/>
             <w:tcMar>
               <w:top w:w="85" w:type="dxa"/>
+              <w:left w:w="85" w:type="dxa"/>
               <w:bottom w:w="85" w:type="dxa"/>
-              <w:left w:w="85" w:type="dxa"/>
               <w:right w:w="85" w:type="dxa"/>
             </w:tcMar>
           </w:tcPr>
@@ -980,15 +980,15 @@
             <w:tcW w:type="dxa" w:w="5076"/>
             <w:tcBorders>
               <w:top w:val="single" w:sz="4" w:color="D9D9D9"/>
+              <w:left w:val="single" w:sz="4" w:color="D9D9D9"/>
               <w:bottom w:val="single" w:sz="4" w:color="D9D9D9"/>
-              <w:left w:val="single" w:sz="4" w:color="D9D9D9"/>
               <w:right w:val="single" w:sz="4" w:color="D9D9D9"/>
             </w:tcBorders>
             <w:shd w:fill="FFFFFF"/>
             <w:tcMar>
               <w:top w:w="85" w:type="dxa"/>
+              <w:left w:w="85" w:type="dxa"/>
               <w:bottom w:w="85" w:type="dxa"/>
-              <w:left w:w="85" w:type="dxa"/>
               <w:right w:w="85" w:type="dxa"/>
             </w:tcMar>
           </w:tcPr>
@@ -1062,15 +1062,15 @@
             <w:tcW w:type="dxa" w:w="3046"/>
             <w:tcBorders>
               <w:top w:val="single" w:sz="4" w:color="D9D9D9"/>
+              <w:left w:val="single" w:sz="4" w:color="D9D9D9"/>
               <w:bottom w:val="single" w:sz="4" w:color="D9D9D9"/>
-              <w:left w:val="single" w:sz="4" w:color="D9D9D9"/>
               <w:right w:val="single" w:sz="4" w:color="D9D9D9"/>
             </w:tcBorders>
             <w:shd w:fill="142D40"/>
             <w:tcMar>
               <w:top w:w="85" w:type="dxa"/>
+              <w:left w:w="85" w:type="dxa"/>
               <w:bottom w:w="85" w:type="dxa"/>
-              <w:left w:w="85" w:type="dxa"/>
               <w:right w:w="85" w:type="dxa"/>
             </w:tcMar>
           </w:tcPr>
@@ -1093,15 +1093,15 @@
             <w:tcW w:type="dxa" w:w="4061"/>
             <w:tcBorders>
               <w:top w:val="single" w:sz="4" w:color="D9D9D9"/>
+              <w:left w:val="single" w:sz="4" w:color="D9D9D9"/>
               <w:bottom w:val="single" w:sz="4" w:color="D9D9D9"/>
-              <w:left w:val="single" w:sz="4" w:color="D9D9D9"/>
               <w:right w:val="single" w:sz="4" w:color="D9D9D9"/>
             </w:tcBorders>
             <w:shd w:fill="142D40"/>
             <w:tcMar>
               <w:top w:w="85" w:type="dxa"/>
+              <w:left w:w="85" w:type="dxa"/>
               <w:bottom w:w="85" w:type="dxa"/>
-              <w:left w:w="85" w:type="dxa"/>
               <w:right w:w="85" w:type="dxa"/>
             </w:tcMar>
           </w:tcPr>
@@ -1124,15 +1124,15 @@
             <w:tcW w:type="dxa" w:w="3046"/>
             <w:tcBorders>
               <w:top w:val="single" w:sz="4" w:color="D9D9D9"/>
+              <w:left w:val="single" w:sz="4" w:color="D9D9D9"/>
               <w:bottom w:val="single" w:sz="4" w:color="D9D9D9"/>
-              <w:left w:val="single" w:sz="4" w:color="D9D9D9"/>
               <w:right w:val="single" w:sz="4" w:color="D9D9D9"/>
             </w:tcBorders>
             <w:shd w:fill="142D40"/>
             <w:tcMar>
               <w:top w:w="85" w:type="dxa"/>
+              <w:left w:w="85" w:type="dxa"/>
               <w:bottom w:w="85" w:type="dxa"/>
-              <w:left w:w="85" w:type="dxa"/>
               <w:right w:w="85" w:type="dxa"/>
             </w:tcMar>
           </w:tcPr>
@@ -1157,15 +1157,15 @@
             <w:tcW w:type="dxa" w:w="3046"/>
             <w:tcBorders>
               <w:top w:val="single" w:sz="4" w:color="D9D9D9"/>
+              <w:left w:val="single" w:sz="4" w:color="D9D9D9"/>
               <w:bottom w:val="single" w:sz="4" w:color="D9D9D9"/>
-              <w:left w:val="single" w:sz="4" w:color="D9D9D9"/>
               <w:right w:val="single" w:sz="4" w:color="D9D9D9"/>
             </w:tcBorders>
             <w:shd w:fill="FFFFFF"/>
             <w:tcMar>
               <w:top w:w="85" w:type="dxa"/>
+              <w:left w:w="85" w:type="dxa"/>
               <w:bottom w:w="85" w:type="dxa"/>
-              <w:left w:w="85" w:type="dxa"/>
               <w:right w:w="85" w:type="dxa"/>
             </w:tcMar>
           </w:tcPr>
@@ -1188,15 +1188,15 @@
             <w:tcW w:type="dxa" w:w="4061"/>
             <w:tcBorders>
               <w:top w:val="single" w:sz="4" w:color="D9D9D9"/>
+              <w:left w:val="single" w:sz="4" w:color="D9D9D9"/>
               <w:bottom w:val="single" w:sz="4" w:color="D9D9D9"/>
-              <w:left w:val="single" w:sz="4" w:color="D9D9D9"/>
               <w:right w:val="single" w:sz="4" w:color="D9D9D9"/>
             </w:tcBorders>
             <w:shd w:fill="FFFFFF"/>
             <w:tcMar>
               <w:top w:w="85" w:type="dxa"/>
+              <w:left w:w="85" w:type="dxa"/>
               <w:bottom w:w="85" w:type="dxa"/>
-              <w:left w:w="85" w:type="dxa"/>
               <w:right w:w="85" w:type="dxa"/>
             </w:tcMar>
           </w:tcPr>
@@ -1219,15 +1219,15 @@
             <w:tcW w:type="dxa" w:w="3046"/>
             <w:tcBorders>
               <w:top w:val="single" w:sz="4" w:color="D9D9D9"/>
+              <w:left w:val="single" w:sz="4" w:color="D9D9D9"/>
               <w:bottom w:val="single" w:sz="4" w:color="D9D9D9"/>
-              <w:left w:val="single" w:sz="4" w:color="D9D9D9"/>
               <w:right w:val="single" w:sz="4" w:color="D9D9D9"/>
             </w:tcBorders>
             <w:shd w:fill="FFFFFF"/>
             <w:tcMar>
               <w:top w:w="85" w:type="dxa"/>
+              <w:left w:w="85" w:type="dxa"/>
               <w:bottom w:w="85" w:type="dxa"/>
-              <w:left w:w="85" w:type="dxa"/>
               <w:right w:w="85" w:type="dxa"/>
             </w:tcMar>
           </w:tcPr>
@@ -1252,15 +1252,15 @@
             <w:tcW w:type="dxa" w:w="3046"/>
             <w:tcBorders>
               <w:top w:val="single" w:sz="4" w:color="D9D9D9"/>
+              <w:left w:val="single" w:sz="4" w:color="D9D9D9"/>
               <w:bottom w:val="single" w:sz="4" w:color="D9D9D9"/>
-              <w:left w:val="single" w:sz="4" w:color="D9D9D9"/>
               <w:right w:val="single" w:sz="4" w:color="D9D9D9"/>
             </w:tcBorders>
             <w:shd w:fill="F1F5F7"/>
             <w:tcMar>
               <w:top w:w="85" w:type="dxa"/>
+              <w:left w:w="85" w:type="dxa"/>
               <w:bottom w:w="85" w:type="dxa"/>
-              <w:left w:w="85" w:type="dxa"/>
               <w:right w:w="85" w:type="dxa"/>
             </w:tcMar>
           </w:tcPr>
@@ -1283,15 +1283,15 @@
             <w:tcW w:type="dxa" w:w="4061"/>
             <w:tcBorders>
               <w:top w:val="single" w:sz="4" w:color="D9D9D9"/>
+              <w:left w:val="single" w:sz="4" w:color="D9D9D9"/>
               <w:bottom w:val="single" w:sz="4" w:color="D9D9D9"/>
-              <w:left w:val="single" w:sz="4" w:color="D9D9D9"/>
               <w:right w:val="single" w:sz="4" w:color="D9D9D9"/>
             </w:tcBorders>
             <w:shd w:fill="F1F5F7"/>
             <w:tcMar>
               <w:top w:w="85" w:type="dxa"/>
+              <w:left w:w="85" w:type="dxa"/>
               <w:bottom w:w="85" w:type="dxa"/>
-              <w:left w:w="85" w:type="dxa"/>
               <w:right w:w="85" w:type="dxa"/>
             </w:tcMar>
           </w:tcPr>
@@ -1314,15 +1314,15 @@
             <w:tcW w:type="dxa" w:w="3046"/>
             <w:tcBorders>
               <w:top w:val="single" w:sz="4" w:color="D9D9D9"/>
+              <w:left w:val="single" w:sz="4" w:color="D9D9D9"/>
               <w:bottom w:val="single" w:sz="4" w:color="D9D9D9"/>
-              <w:left w:val="single" w:sz="4" w:color="D9D9D9"/>
               <w:right w:val="single" w:sz="4" w:color="D9D9D9"/>
             </w:tcBorders>
             <w:shd w:fill="F1F5F7"/>
             <w:tcMar>
               <w:top w:w="85" w:type="dxa"/>
+              <w:left w:w="85" w:type="dxa"/>
               <w:bottom w:w="85" w:type="dxa"/>
-              <w:left w:w="85" w:type="dxa"/>
               <w:right w:w="85" w:type="dxa"/>
             </w:tcMar>
           </w:tcPr>
@@ -1347,15 +1347,15 @@
             <w:tcW w:type="dxa" w:w="3046"/>
             <w:tcBorders>
               <w:top w:val="single" w:sz="4" w:color="D9D9D9"/>
+              <w:left w:val="single" w:sz="4" w:color="D9D9D9"/>
               <w:bottom w:val="single" w:sz="4" w:color="D9D9D9"/>
-              <w:left w:val="single" w:sz="4" w:color="D9D9D9"/>
               <w:right w:val="single" w:sz="4" w:color="D9D9D9"/>
             </w:tcBorders>
             <w:shd w:fill="FFFFFF"/>
             <w:tcMar>
               <w:top w:w="85" w:type="dxa"/>
+              <w:left w:w="85" w:type="dxa"/>
               <w:bottom w:w="85" w:type="dxa"/>
-              <w:left w:w="85" w:type="dxa"/>
               <w:right w:w="85" w:type="dxa"/>
             </w:tcMar>
           </w:tcPr>
@@ -1378,15 +1378,15 @@
             <w:tcW w:type="dxa" w:w="4061"/>
             <w:tcBorders>
               <w:top w:val="single" w:sz="4" w:color="D9D9D9"/>
+              <w:left w:val="single" w:sz="4" w:color="D9D9D9"/>
               <w:bottom w:val="single" w:sz="4" w:color="D9D9D9"/>
-              <w:left w:val="single" w:sz="4" w:color="D9D9D9"/>
               <w:right w:val="single" w:sz="4" w:color="D9D9D9"/>
             </w:tcBorders>
             <w:shd w:fill="FFFFFF"/>
             <w:tcMar>
               <w:top w:w="85" w:type="dxa"/>
+              <w:left w:w="85" w:type="dxa"/>
               <w:bottom w:w="85" w:type="dxa"/>
-              <w:left w:w="85" w:type="dxa"/>
               <w:right w:w="85" w:type="dxa"/>
             </w:tcMar>
           </w:tcPr>
@@ -1409,15 +1409,15 @@
             <w:tcW w:type="dxa" w:w="3046"/>
             <w:tcBorders>
               <w:top w:val="single" w:sz="4" w:color="D9D9D9"/>
+              <w:left w:val="single" w:sz="4" w:color="D9D9D9"/>
               <w:bottom w:val="single" w:sz="4" w:color="D9D9D9"/>
-              <w:left w:val="single" w:sz="4" w:color="D9D9D9"/>
               <w:right w:val="single" w:sz="4" w:color="D9D9D9"/>
             </w:tcBorders>
             <w:shd w:fill="FFFFFF"/>
             <w:tcMar>
               <w:top w:w="85" w:type="dxa"/>
+              <w:left w:w="85" w:type="dxa"/>
               <w:bottom w:w="85" w:type="dxa"/>
-              <w:left w:w="85" w:type="dxa"/>
               <w:right w:w="85" w:type="dxa"/>
             </w:tcMar>
           </w:tcPr>
@@ -1442,15 +1442,15 @@
             <w:tcW w:type="dxa" w:w="3046"/>
             <w:tcBorders>
               <w:top w:val="single" w:sz="4" w:color="D9D9D9"/>
+              <w:left w:val="single" w:sz="4" w:color="D9D9D9"/>
               <w:bottom w:val="single" w:sz="4" w:color="D9D9D9"/>
-              <w:left w:val="single" w:sz="4" w:color="D9D9D9"/>
               <w:right w:val="single" w:sz="4" w:color="D9D9D9"/>
             </w:tcBorders>
             <w:shd w:fill="F1F5F7"/>
             <w:tcMar>
               <w:top w:w="85" w:type="dxa"/>
+              <w:left w:w="85" w:type="dxa"/>
               <w:bottom w:w="85" w:type="dxa"/>
-              <w:left w:w="85" w:type="dxa"/>
               <w:right w:w="85" w:type="dxa"/>
             </w:tcMar>
           </w:tcPr>
@@ -1473,15 +1473,15 @@
             <w:tcW w:type="dxa" w:w="4061"/>
             <w:tcBorders>
               <w:top w:val="single" w:sz="4" w:color="D9D9D9"/>
+              <w:left w:val="single" w:sz="4" w:color="D9D9D9"/>
               <w:bottom w:val="single" w:sz="4" w:color="D9D9D9"/>
-              <w:left w:val="single" w:sz="4" w:color="D9D9D9"/>
               <w:right w:val="single" w:sz="4" w:color="D9D9D9"/>
             </w:tcBorders>
             <w:shd w:fill="F1F5F7"/>
             <w:tcMar>
               <w:top w:w="85" w:type="dxa"/>
+              <w:left w:w="85" w:type="dxa"/>
               <w:bottom w:w="85" w:type="dxa"/>
-              <w:left w:w="85" w:type="dxa"/>
               <w:right w:w="85" w:type="dxa"/>
             </w:tcMar>
           </w:tcPr>
@@ -1504,15 +1504,15 @@
             <w:tcW w:type="dxa" w:w="3046"/>
             <w:tcBorders>
               <w:top w:val="single" w:sz="4" w:color="D9D9D9"/>
+              <w:left w:val="single" w:sz="4" w:color="D9D9D9"/>
               <w:bottom w:val="single" w:sz="4" w:color="D9D9D9"/>
-              <w:left w:val="single" w:sz="4" w:color="D9D9D9"/>
               <w:right w:val="single" w:sz="4" w:color="D9D9D9"/>
             </w:tcBorders>
             <w:shd w:fill="F1F5F7"/>
             <w:tcMar>
               <w:top w:w="85" w:type="dxa"/>
+              <w:left w:w="85" w:type="dxa"/>
               <w:bottom w:w="85" w:type="dxa"/>
-              <w:left w:w="85" w:type="dxa"/>
               <w:right w:w="85" w:type="dxa"/>
             </w:tcMar>
           </w:tcPr>
@@ -1537,15 +1537,15 @@
             <w:tcW w:type="dxa" w:w="3046"/>
             <w:tcBorders>
               <w:top w:val="single" w:sz="4" w:color="D9D9D9"/>
+              <w:left w:val="single" w:sz="4" w:color="D9D9D9"/>
               <w:bottom w:val="single" w:sz="4" w:color="D9D9D9"/>
-              <w:left w:val="single" w:sz="4" w:color="D9D9D9"/>
               <w:right w:val="single" w:sz="4" w:color="D9D9D9"/>
             </w:tcBorders>
             <w:shd w:fill="FFFFFF"/>
             <w:tcMar>
               <w:top w:w="85" w:type="dxa"/>
+              <w:left w:w="85" w:type="dxa"/>
               <w:bottom w:w="85" w:type="dxa"/>
-              <w:left w:w="85" w:type="dxa"/>
               <w:right w:w="85" w:type="dxa"/>
             </w:tcMar>
           </w:tcPr>
@@ -1568,15 +1568,15 @@
             <w:tcW w:type="dxa" w:w="4061"/>
             <w:tcBorders>
               <w:top w:val="single" w:sz="4" w:color="D9D9D9"/>
+              <w:left w:val="single" w:sz="4" w:color="D9D9D9"/>
               <w:bottom w:val="single" w:sz="4" w:color="D9D9D9"/>
-              <w:left w:val="single" w:sz="4" w:color="D9D9D9"/>
               <w:right w:val="single" w:sz="4" w:color="D9D9D9"/>
             </w:tcBorders>
             <w:shd w:fill="FFFFFF"/>
             <w:tcMar>
               <w:top w:w="85" w:type="dxa"/>
+              <w:left w:w="85" w:type="dxa"/>
               <w:bottom w:w="85" w:type="dxa"/>
-              <w:left w:w="85" w:type="dxa"/>
               <w:right w:w="85" w:type="dxa"/>
             </w:tcMar>
           </w:tcPr>
@@ -1599,15 +1599,15 @@
             <w:tcW w:type="dxa" w:w="3046"/>
             <w:tcBorders>
               <w:top w:val="single" w:sz="4" w:color="D9D9D9"/>
+              <w:left w:val="single" w:sz="4" w:color="D9D9D9"/>
               <w:bottom w:val="single" w:sz="4" w:color="D9D9D9"/>
-              <w:left w:val="single" w:sz="4" w:color="D9D9D9"/>
               <w:right w:val="single" w:sz="4" w:color="D9D9D9"/>
             </w:tcBorders>
             <w:shd w:fill="FFFFFF"/>
             <w:tcMar>
               <w:top w:w="85" w:type="dxa"/>
+              <w:left w:w="85" w:type="dxa"/>
               <w:bottom w:w="85" w:type="dxa"/>
-              <w:left w:w="85" w:type="dxa"/>
               <w:right w:w="85" w:type="dxa"/>
             </w:tcMar>
           </w:tcPr>
